--- a/reports/r0222.docx
+++ b/reports/r0222.docx
@@ -45,7 +45,7 @@
           <w:color w:val="000000"/>
           <w:sz w:val="21"/>
         </w:rPr>
-        <w:t>■ 海口经济总量在海南省稳居第一，人均GDP约8.39万元、人均经济实力在省内相对靠后，经济增速由9.30%回落至4.80%、有所放缓；固定资产投资最新增速转负（-28.50%），经济动能仍有待修复。【待补充：海口市的行政与战略定位、支柱产业及龙头企业（数据库未覆盖，需人工补充）】</w:t>
+        <w:t>■ 海口作为海南省省会，经济总量在海南省稳居第一，人均GDP约8.39万元、人均经济实力在省内相对靠后，经济增速由9.30%回落至4.80%、有所放缓；固定资产投资最新增速转负（-28.50%），经济动能仍有待修复。</w:t>
       </w:r>
     </w:p>
     <w:p>
@@ -75,7 +75,7 @@
           <w:color w:val="000000"/>
           <w:sz w:val="21"/>
         </w:rPr>
-        <w:t>产业结构方面，2025年海口市三次产业结构为4.3:16.6:79.1。【待补充：支柱产业、主要龙头企业、对外贸易等定性描述（数据库未覆盖）】</w:t>
+        <w:t>产业结构方面，2025年海口市三次产业结构为4.3:16.6:79.1，以旅游、热带高效农业、现代服务业和医药为支柱，是海南自贸港核心城市。</w:t>
       </w:r>
     </w:p>
     <w:p>
